--- a/klagomålsmail/A 20391-2024 FSC-klagomål mail.docx
+++ b/klagomålsmail/A 20391-2024 FSC-klagomål mail.docx
@@ -11,7 +11,7 @@
     </w:p>
     <w:p>
       <w:r>
-        <w:t>Vi vill informera om att det i och inom 7 meter från avverkningsanmälan A 20391-2024 i Surahammars kommun har hittats 8 naturvårdsarter varav 5 är rödlistade.</w:t>
+        <w:t>Vi vill informera om att det i och inom 7 meter från avverkningsanmälan A 20391-2024 i Surahammars kommun har hittats 9 naturvårdsarter varav 6 är rödlistade.</w:t>
       </w:r>
     </w:p>
     <w:p>

--- a/klagomålsmail/A 20391-2024 FSC-klagomål mail.docx
+++ b/klagomålsmail/A 20391-2024 FSC-klagomål mail.docx
@@ -11,7 +11,7 @@
     </w:p>
     <w:p>
       <w:r>
-        <w:t>Vi vill informera om att det i och inom 7 meter från avverkningsanmälan A 20391-2024 i Surahammars kommun har hittats 9 naturvårdsarter varav 6 är rödlistade.</w:t>
+        <w:t>Vi vill informera om att det i och inom 7 meter från avverkningsanmälan A 20391-2024 i Surahammars kommun har hittats 10 naturvårdsarter varav 6 är rödlistade.</w:t>
       </w:r>
     </w:p>
     <w:p>
